--- a/DBTUNING/ch15_성능튜닝개요/ch15_실습문제_정답.docx
+++ b/DBTUNING/ch15_성능튜닝개요/ch15_실습문제_정답.docx
@@ -10,7 +10,7 @@
         <w:rPr>
           <w:rFonts w:ascii="맑은 고딕" w:hAnsi="맑은 고딕" w:eastAsia="맑은 고딕"/>
         </w:rPr>
-        <w:t>제1장  성능 튜닝 개요 — 실습문제 정답 및 해설</w:t>
+        <w:t>제ch15  성능 튜닝 개요 — 실습문제 정답 및 해설</w:t>
       </w:r>
     </w:p>
     <w:p>
@@ -1122,7 +1122,7 @@
           <w:b w:val="0"/>
           <w:sz w:val="21"/>
         </w:rPr>
-        <w:t>해설: 히트율 신앙의 전형이다. 반복 논리 읽기는 히트율을 끌어올린다. 히트율은 참고 지표일 뿐, DB Time·대기와 함께 봐야 한다(17장).</w:t>
+        <w:t>해설: 히트율 신앙의 전형이다. 반복 논리 읽기는 히트율을 끌어올린다. 히트율은 참고 지표일 뿐, DB Time·대기와 함께 봐야 한다(ch31).</w:t>
       </w:r>
     </w:p>
     <w:p>
@@ -1148,7 +1148,7 @@
           <w:b w:val="0"/>
           <w:sz w:val="21"/>
         </w:rPr>
-        <w:t>해설: Idle 이벤트를 병목으로 오판하는 사례다. 이 이벤트는 DB가 클라이언트를 기다리는 정상 유휴 시간인 경우가 많다(14장).</w:t>
+        <w:t>해설: Idle 이벤트를 병목으로 오판하는 사례다. 이 이벤트는 DB가 클라이언트를 기다리는 정상 유휴 시간인 경우가 많다(ch27).</w:t>
       </w:r>
     </w:p>
     <w:p>
@@ -1174,7 +1174,7 @@
           <w:b w:val="0"/>
           <w:sz w:val="21"/>
         </w:rPr>
-        <w:t>해설: 권고 맹신을 경계한다. 권고는 결론이 아니라 가설이다. 영향도와 근거를 확인하고 맥락에 맞을 때만 채택한다(9·15장).</w:t>
+        <w:t>해설: 권고 맹신을 경계한다. 권고는 결론이 아니라 가설이다. 영향도와 근거를 확인하고 맥락에 맞을 때만 채택한다(ch24·ch30).</w:t>
       </w:r>
     </w:p>
     <w:p>
@@ -1200,7 +1200,7 @@
           <w:b w:val="0"/>
           <w:sz w:val="21"/>
         </w:rPr>
-        <w:t>해설: 부하 증가와 성능 저하를 혼동하는 사례다. 일이 늘어난 것과 느려진 것은 다르다. 실행당 값·델타로 판정한다(11장).</w:t>
+        <w:t>해설: 부하 증가와 성능 저하를 혼동하는 사례다. 일이 늘어난 것과 느려진 것은 다르다. 실행당 값·델타로 판정한다(ch23).</w:t>
       </w:r>
     </w:p>
     <w:p>
@@ -1226,7 +1226,7 @@
           <w:b w:val="0"/>
           <w:sz w:val="21"/>
         </w:rPr>
-        <w:t>해설: 지표가 0인 것은 잴 대상이 없었다는 뜻이다. 성능을 논하려면 부하가 있어야 한다. 5장부터 WL_ 스크립트로 부하를 만든다.</w:t>
+        <w:t>해설: 지표가 0인 것은 잴 대상이 없었다는 뜻이다. 성능을 논하려면 부하가 있어야 한다. ch19부터 WL_ 스크립트로 부하를 만든다.</w:t>
       </w:r>
     </w:p>
     <w:p>
@@ -1356,7 +1356,7 @@
           <w:b w:val="0"/>
           <w:sz w:val="21"/>
         </w:rPr>
-        <w:t>해설: 시간 모델은 어느 활동이 시간을 먹는지 가리킨다. 파싱 시간 과다는 하드 파싱 문제 신호로 공유 풀·커서 공유를 본다(2·18장).</w:t>
+        <w:t>해설: 시간 모델은 어느 활동이 시간을 먹는지 가리킨다. 파싱 시간 과다는 하드 파싱 문제 신호로 공유 풀·커서 공유를 본다(ch16·ch32).</w:t>
       </w:r>
     </w:p>
     <w:sectPr>

--- a/DBTUNING/ch15_성능튜닝개요/ch15_실습문제_정답.docx
+++ b/DBTUNING/ch15_성능튜닝개요/ch15_실습문제_정답.docx
@@ -10,7 +10,7 @@
         <w:rPr>
           <w:rFonts w:ascii="맑은 고딕" w:hAnsi="맑은 고딕" w:eastAsia="맑은 고딕"/>
         </w:rPr>
-        <w:t>제ch15  성능 튜닝 개요 — 실습문제 정답 및 해설</w:t>
+        <w:t>ch15  성능 튜닝 개요 — 실습문제 정답 및 해설</w:t>
       </w:r>
     </w:p>
     <w:p>
